--- a/lessons/2-11/homework.docx
+++ b/lessons/2-11/homework.docx
@@ -24,7 +24,7 @@
           <w:i/>
           <w:iCs/>
         </w:rPr>
-        <w:t xml:space="preserve">Lesson 1-5  •  Standard 6.NOS.3</w:t>
+        <w:t xml:space="preserve">Lesson 2-11  •  Standard 6.NOS.3</w:t>
       </w:r>
     </w:p>
     <w:p>
@@ -88,7 +88,7 @@
         <w:spacing w:after="60" w:before="0"/>
       </w:pPr>
       <w:r>
-        <w:t xml:space="preserve">Language: I can explain my steps using the words decimal, place value, tenths, hundredths, and annex zeros.</w:t>
+        <w:t xml:space="preserve">Language: I can explain my steps using the words decimal, place value, tenths, hundredths, and add zeros.</w:t>
       </w:r>
     </w:p>
     <w:p>
@@ -161,10 +161,10 @@
           <w:b/>
           <w:bCs/>
         </w:rPr>
-        <w:t xml:space="preserve">Decimal (Decimal)</w:t>
-      </w:r>
-      <w:r>
-        <w:t xml:space="preserve"> — A number with a dot that shows a part between whole numbers.</w:t>
+        <w:t xml:space="preserve">Add and Subtract Decimals (Sumar y restar decimales)</w:t>
+      </w:r>
+      <w:r>
+        <w:t xml:space="preserve"> — Combine or find the difference between decimals by lining up equal place values.</w:t>
       </w:r>
     </w:p>
     <w:p>
@@ -192,7 +192,7 @@
                     </pic:cNvPicPr>
                   </pic:nvPicPr>
                   <pic:blipFill>
-                    <a:blip r:embed="rId7" cstate="none"/>
+                    <a:blip r:embed="rId8" cstate="none"/>
                     <a:srcRect/>
                     <a:stretch>
                       <a:fillRect/>
@@ -224,10 +224,199 @@
           <w:b/>
           <w:bCs/>
         </w:rPr>
+        <w:t xml:space="preserve">Decimal (Decimal)</w:t>
+      </w:r>
+      <w:r>
+        <w:t xml:space="preserve"> — A number with a dot, like 0.5, that shows a part less than one.</w:t>
+      </w:r>
+    </w:p>
+    <w:p>
+      <w:pPr>
+        <w:keepNext/>
+        <w:spacing w:after="20" w:before="80"/>
+        <w:jc w:val="center"/>
+      </w:pPr>
+      <w:r>
+        <w:drawing>
+          <wp:inline distT="0" distB="0" distL="0" distR="0">
+            <wp:extent cx="1047750" cy="628650"/>
+            <wp:effectExtent t="0" r="0" b="0" l="0"/>
+            <wp:docPr id="1" name="" descr="" title=""/>
+            <wp:cNvGraphicFramePr>
+              <a:graphicFrameLocks xmlns:a="http://schemas.openxmlformats.org/drawingml/2006/main" noChangeAspect="1"/>
+            </wp:cNvGraphicFramePr>
+            <a:graphic xmlns:a="http://schemas.openxmlformats.org/drawingml/2006/main">
+              <a:graphicData uri="http://schemas.openxmlformats.org/drawingml/2006/picture">
+                <pic:pic xmlns:pic="http://schemas.openxmlformats.org/drawingml/2006/picture">
+                  <pic:nvPicPr>
+                    <pic:cNvPr id="0" name="" descr=""/>
+                    <pic:cNvPicPr>
+                      <a:picLocks noChangeAspect="1" noChangeArrowheads="1"/>
+                    </pic:cNvPicPr>
+                  </pic:nvPicPr>
+                  <pic:blipFill>
+                    <a:blip r:embed="rId9" cstate="none"/>
+                    <a:srcRect/>
+                    <a:stretch>
+                      <a:fillRect/>
+                    </a:stretch>
+                  </pic:blipFill>
+                  <pic:spPr bwMode="auto">
+                    <a:xfrm>
+                      <a:off x="0" y="0"/>
+                      <a:ext cx="1047750" cy="628650"/>
+                    </a:xfrm>
+                    <a:prstGeom prst="rect">
+                      <a:avLst/>
+                    </a:prstGeom>
+                  </pic:spPr>
+                </pic:pic>
+              </a:graphicData>
+            </a:graphic>
+          </wp:inline>
+        </w:drawing>
+      </w:r>
+    </w:p>
+    <w:p>
+      <w:pPr>
+        <w:keepNext/>
+        <w:spacing w:after="120"/>
+      </w:pPr>
+      <w:r>
+        <w:rPr>
+          <w:b/>
+          <w:bCs/>
+        </w:rPr>
         <w:t xml:space="preserve">Place value (Valor posicional)</w:t>
       </w:r>
       <w:r>
         <w:t xml:space="preserve"> — What a digit is worth based on where it sits in a number.</w:t>
+      </w:r>
+    </w:p>
+    <w:p>
+      <w:pPr>
+        <w:keepNext/>
+        <w:spacing w:after="20" w:before="80"/>
+        <w:jc w:val="center"/>
+      </w:pPr>
+      <w:r>
+        <w:drawing>
+          <wp:inline distT="0" distB="0" distL="0" distR="0">
+            <wp:extent cx="1047750" cy="628650"/>
+            <wp:effectExtent t="0" r="0" b="0" l="0"/>
+            <wp:docPr id="1" name="" descr="" title=""/>
+            <wp:cNvGraphicFramePr>
+              <a:graphicFrameLocks xmlns:a="http://schemas.openxmlformats.org/drawingml/2006/main" noChangeAspect="1"/>
+            </wp:cNvGraphicFramePr>
+            <a:graphic xmlns:a="http://schemas.openxmlformats.org/drawingml/2006/main">
+              <a:graphicData uri="http://schemas.openxmlformats.org/drawingml/2006/picture">
+                <pic:pic xmlns:pic="http://schemas.openxmlformats.org/drawingml/2006/picture">
+                  <pic:nvPicPr>
+                    <pic:cNvPr id="0" name="" descr=""/>
+                    <pic:cNvPicPr>
+                      <a:picLocks noChangeAspect="1" noChangeArrowheads="1"/>
+                    </pic:cNvPicPr>
+                  </pic:nvPicPr>
+                  <pic:blipFill>
+                    <a:blip r:embed="rId10" cstate="none"/>
+                    <a:srcRect/>
+                    <a:stretch>
+                      <a:fillRect/>
+                    </a:stretch>
+                  </pic:blipFill>
+                  <pic:spPr bwMode="auto">
+                    <a:xfrm>
+                      <a:off x="0" y="0"/>
+                      <a:ext cx="1047750" cy="628650"/>
+                    </a:xfrm>
+                    <a:prstGeom prst="rect">
+                      <a:avLst/>
+                    </a:prstGeom>
+                  </pic:spPr>
+                </pic:pic>
+              </a:graphicData>
+            </a:graphic>
+          </wp:inline>
+        </w:drawing>
+      </w:r>
+    </w:p>
+    <w:p>
+      <w:pPr>
+        <w:keepNext/>
+        <w:spacing w:after="120"/>
+      </w:pPr>
+      <w:r>
+        <w:rPr>
+          <w:b/>
+          <w:bCs/>
+        </w:rPr>
+        <w:t xml:space="preserve">Tenths (Décimas)</w:t>
+      </w:r>
+      <w:r>
+        <w:t xml:space="preserve"> — The first spot after the decimal point. It shows parts out of 10.</w:t>
+      </w:r>
+    </w:p>
+    <w:p>
+      <w:pPr>
+        <w:keepNext/>
+        <w:spacing w:after="20" w:before="80"/>
+        <w:jc w:val="center"/>
+      </w:pPr>
+      <w:r>
+        <w:drawing>
+          <wp:inline distT="0" distB="0" distL="0" distR="0">
+            <wp:extent cx="1047750" cy="628650"/>
+            <wp:effectExtent t="0" r="0" b="0" l="0"/>
+            <wp:docPr id="1" name="" descr="" title=""/>
+            <wp:cNvGraphicFramePr>
+              <a:graphicFrameLocks xmlns:a="http://schemas.openxmlformats.org/drawingml/2006/main" noChangeAspect="1"/>
+            </wp:cNvGraphicFramePr>
+            <a:graphic xmlns:a="http://schemas.openxmlformats.org/drawingml/2006/main">
+              <a:graphicData uri="http://schemas.openxmlformats.org/drawingml/2006/picture">
+                <pic:pic xmlns:pic="http://schemas.openxmlformats.org/drawingml/2006/picture">
+                  <pic:nvPicPr>
+                    <pic:cNvPr id="0" name="" descr=""/>
+                    <pic:cNvPicPr>
+                      <a:picLocks noChangeAspect="1" noChangeArrowheads="1"/>
+                    </pic:cNvPicPr>
+                  </pic:nvPicPr>
+                  <pic:blipFill>
+                    <a:blip r:embed="rId11" cstate="none"/>
+                    <a:srcRect/>
+                    <a:stretch>
+                      <a:fillRect/>
+                    </a:stretch>
+                  </pic:blipFill>
+                  <pic:spPr bwMode="auto">
+                    <a:xfrm>
+                      <a:off x="0" y="0"/>
+                      <a:ext cx="1047750" cy="628650"/>
+                    </a:xfrm>
+                    <a:prstGeom prst="rect">
+                      <a:avLst/>
+                    </a:prstGeom>
+                  </pic:spPr>
+                </pic:pic>
+              </a:graphicData>
+            </a:graphic>
+          </wp:inline>
+        </w:drawing>
+      </w:r>
+    </w:p>
+    <w:p>
+      <w:pPr>
+        <w:keepNext/>
+        <w:spacing w:after="120"/>
+      </w:pPr>
+      <w:r>
+        <w:rPr>
+          <w:b/>
+          <w:bCs/>
+        </w:rPr>
+        <w:t xml:space="preserve">Hundredths (Centésimas)</w:t>
+      </w:r>
+      <w:r>
+        <w:t xml:space="preserve"> — The second spot after the decimal point. It shows parts out of 100.</w:t>
       </w:r>
     </w:p>
     <w:p>
@@ -255,133 +444,7 @@
                     </pic:cNvPicPr>
                   </pic:nvPicPr>
                   <pic:blipFill>
-                    <a:blip r:embed="rId7" cstate="none"/>
-                    <a:srcRect/>
-                    <a:stretch>
-                      <a:fillRect/>
-                    </a:stretch>
-                  </pic:blipFill>
-                  <pic:spPr bwMode="auto">
-                    <a:xfrm>
-                      <a:off x="0" y="0"/>
-                      <a:ext cx="1047750" cy="790575"/>
-                    </a:xfrm>
-                    <a:prstGeom prst="rect">
-                      <a:avLst/>
-                    </a:prstGeom>
-                  </pic:spPr>
-                </pic:pic>
-              </a:graphicData>
-            </a:graphic>
-          </wp:inline>
-        </w:drawing>
-      </w:r>
-    </w:p>
-    <w:p>
-      <w:pPr>
-        <w:keepNext/>
-        <w:spacing w:after="120"/>
-      </w:pPr>
-      <w:r>
-        <w:rPr>
-          <w:b/>
-          <w:bCs/>
-        </w:rPr>
-        <w:t xml:space="preserve">Tenths (Décimas)</w:t>
-      </w:r>
-      <w:r>
-        <w:t xml:space="preserve"> — The first spot after the decimal point. It shows parts out of 10.</w:t>
-      </w:r>
-    </w:p>
-    <w:p>
-      <w:pPr>
-        <w:keepNext/>
-        <w:spacing w:after="20" w:before="80"/>
-        <w:jc w:val="center"/>
-      </w:pPr>
-      <w:r>
-        <w:drawing>
-          <wp:inline distT="0" distB="0" distL="0" distR="0">
-            <wp:extent cx="1047750" cy="790575"/>
-            <wp:effectExtent t="0" r="0" b="0" l="0"/>
-            <wp:docPr id="1" name="" descr="" title=""/>
-            <wp:cNvGraphicFramePr>
-              <a:graphicFrameLocks xmlns:a="http://schemas.openxmlformats.org/drawingml/2006/main" noChangeAspect="1"/>
-            </wp:cNvGraphicFramePr>
-            <a:graphic xmlns:a="http://schemas.openxmlformats.org/drawingml/2006/main">
-              <a:graphicData uri="http://schemas.openxmlformats.org/drawingml/2006/picture">
-                <pic:pic xmlns:pic="http://schemas.openxmlformats.org/drawingml/2006/picture">
-                  <pic:nvPicPr>
-                    <pic:cNvPr id="0" name="" descr=""/>
-                    <pic:cNvPicPr>
-                      <a:picLocks noChangeAspect="1" noChangeArrowheads="1"/>
-                    </pic:cNvPicPr>
-                  </pic:nvPicPr>
-                  <pic:blipFill>
-                    <a:blip r:embed="rId7" cstate="none"/>
-                    <a:srcRect/>
-                    <a:stretch>
-                      <a:fillRect/>
-                    </a:stretch>
-                  </pic:blipFill>
-                  <pic:spPr bwMode="auto">
-                    <a:xfrm>
-                      <a:off x="0" y="0"/>
-                      <a:ext cx="1047750" cy="790575"/>
-                    </a:xfrm>
-                    <a:prstGeom prst="rect">
-                      <a:avLst/>
-                    </a:prstGeom>
-                  </pic:spPr>
-                </pic:pic>
-              </a:graphicData>
-            </a:graphic>
-          </wp:inline>
-        </w:drawing>
-      </w:r>
-    </w:p>
-    <w:p>
-      <w:pPr>
-        <w:keepNext/>
-        <w:spacing w:after="120"/>
-      </w:pPr>
-      <w:r>
-        <w:rPr>
-          <w:b/>
-          <w:bCs/>
-        </w:rPr>
-        <w:t xml:space="preserve">Hundredths (Centésimas)</w:t>
-      </w:r>
-      <w:r>
-        <w:t xml:space="preserve"> — The second spot after the decimal point. It shows parts out of 100.</w:t>
-      </w:r>
-    </w:p>
-    <w:p>
-      <w:pPr>
-        <w:keepNext/>
-        <w:spacing w:after="20" w:before="80"/>
-        <w:jc w:val="center"/>
-      </w:pPr>
-      <w:r>
-        <w:drawing>
-          <wp:inline distT="0" distB="0" distL="0" distR="0">
-            <wp:extent cx="1047750" cy="790575"/>
-            <wp:effectExtent t="0" r="0" b="0" l="0"/>
-            <wp:docPr id="1" name="" descr="" title=""/>
-            <wp:cNvGraphicFramePr>
-              <a:graphicFrameLocks xmlns:a="http://schemas.openxmlformats.org/drawingml/2006/main" noChangeAspect="1"/>
-            </wp:cNvGraphicFramePr>
-            <a:graphic xmlns:a="http://schemas.openxmlformats.org/drawingml/2006/main">
-              <a:graphicData uri="http://schemas.openxmlformats.org/drawingml/2006/picture">
-                <pic:pic xmlns:pic="http://schemas.openxmlformats.org/drawingml/2006/picture">
-                  <pic:nvPicPr>
-                    <pic:cNvPr id="0" name="" descr=""/>
-                    <pic:cNvPicPr>
-                      <a:picLocks noChangeAspect="1" noChangeArrowheads="1"/>
-                    </pic:cNvPicPr>
-                  </pic:nvPicPr>
-                  <pic:blipFill>
-                    <a:blip r:embed="rId7" cstate="none"/>
+                    <a:blip r:embed="rId8" cstate="none"/>
                     <a:srcRect/>
                     <a:stretch>
                       <a:fillRect/>
@@ -806,47 +869,47 @@
         <w:spacing w:after="40" w:before="0"/>
       </w:pPr>
       <w:r>
-        <w:t xml:space="preserve">   • 7.8 + 3.45 = 11.25   → __________________</w:t>
-      </w:r>
-    </w:p>
-    <w:p>
-      <w:pPr>
-        <w:spacing w:after="40" w:before="0"/>
-      </w:pPr>
-      <w:r>
-        <w:t xml:space="preserve">   • 6.25 + 5.9 = 12.15   → __________________</w:t>
-      </w:r>
-    </w:p>
-    <w:p>
-      <w:pPr>
-        <w:spacing w:after="40" w:before="0"/>
-      </w:pPr>
-      <w:r>
-        <w:t xml:space="preserve">   • 15.3 − 4.7 = 10.6   → __________________</w:t>
-      </w:r>
-    </w:p>
-    <w:p>
-      <w:pPr>
-        <w:spacing w:after="40" w:before="0"/>
-      </w:pPr>
-      <w:r>
-        <w:t xml:space="preserve">   • 8.4 − 2.15 = 6.25   → __________________</w:t>
-      </w:r>
-    </w:p>
-    <w:p>
-      <w:pPr>
-        <w:spacing w:after="40" w:before="0"/>
-      </w:pPr>
-      <w:r>
-        <w:t xml:space="preserve">   • 5.6 + 3.82 = 9.42   → __________________</w:t>
-      </w:r>
-    </w:p>
-    <w:p>
-      <w:pPr>
-        <w:spacing w:after="40" w:before="0"/>
-      </w:pPr>
-      <w:r>
-        <w:t xml:space="preserve">   • 12.1 − 4.95 = 7.15   → __________________</w:t>
+        <w:t xml:space="preserve">   • 7.8 + 3.45   → __________________</w:t>
+      </w:r>
+    </w:p>
+    <w:p>
+      <w:pPr>
+        <w:spacing w:after="40" w:before="0"/>
+      </w:pPr>
+      <w:r>
+        <w:t xml:space="preserve">   • 6.25 + 5.9   → __________________</w:t>
+      </w:r>
+    </w:p>
+    <w:p>
+      <w:pPr>
+        <w:spacing w:after="40" w:before="0"/>
+      </w:pPr>
+      <w:r>
+        <w:t xml:space="preserve">   • 15.3 − 4.7   → __________________</w:t>
+      </w:r>
+    </w:p>
+    <w:p>
+      <w:pPr>
+        <w:spacing w:after="40" w:before="0"/>
+      </w:pPr>
+      <w:r>
+        <w:t xml:space="preserve">   • 8.4 − 2.15   → __________________</w:t>
+      </w:r>
+    </w:p>
+    <w:p>
+      <w:pPr>
+        <w:spacing w:after="40" w:before="0"/>
+      </w:pPr>
+      <w:r>
+        <w:t xml:space="preserve">   • 5.6 + 3.82   → __________________</w:t>
+      </w:r>
+    </w:p>
+    <w:p>
+      <w:pPr>
+        <w:spacing w:after="40" w:before="0"/>
+      </w:pPr>
+      <w:r>
+        <w:t xml:space="preserve">   • 12.1 − 4.95   → __________________</w:t>
       </w:r>
     </w:p>
     <w:p>
@@ -1421,7 +1484,7 @@
           <w:i/>
           <w:iCs/>
         </w:rPr>
-        <w:t xml:space="preserve">     Watch for: A common mistake in Add and Subtract Decimals is lining up the last digits (the right edges) of each number instead of lining up the decimal points — for example, adding 8.3 and 2.45 as if the 3 and the 5 belong in the same column. Before you add or subtract, annex zeros so every number has the same number of decimal places (write 8.3 as 8.30), then check that the decimal points sit directly above one another.</w:t>
+        <w:t xml:space="preserve">     Watch for: A common mistake in Add and Subtract Decimals is lining up the last digits (the right edges) of each number instead of lining up the decimal points — for example, adding 8.3 and 2.45 as if the 3 and the 5 belong in the same column. Before you add or subtract, add zeros so every number has the same number of decimal places (write 8.3 as 8.30), then check that the decimal points sit directly above one another.</w:t>
       </w:r>
     </w:p>
     <w:p>
@@ -1453,7 +1516,7 @@
           <w:i/>
           <w:iCs/>
         </w:rPr>
-        <w:t xml:space="preserve">     Watch for: A common mistake in Add and Subtract Decimals is lining up the last digits (the right edges) of each number instead of lining up the decimal points — for example, adding 8.3 and 2.45 as if the 3 and the 5 belong in the same column. Before you add or subtract, annex zeros so every number has the same number of decimal places (write 8.3 as 8.30), then check that the decimal points sit directly above one another.</w:t>
+        <w:t xml:space="preserve">     Watch for: A common mistake in Add and Subtract Decimals is lining up the last digits (the right edges) of each number instead of lining up the decimal points — for example, adding 8.3 and 2.45 as if the 3 and the 5 belong in the same column. Before you add or subtract, add zeros so every number has the same number of decimal places (write 8.3 as 8.30), then check that the decimal points sit directly above one another.</w:t>
       </w:r>
     </w:p>
     <w:p>
@@ -1533,47 +1596,47 @@
         <w:spacing w:after="20" w:before="0"/>
       </w:pPr>
       <w:r>
-        <w:t xml:space="preserve">     7.8 + 3.45 = 11.25 → Result Greater Than 10</w:t>
-      </w:r>
-    </w:p>
-    <w:p>
-      <w:pPr>
-        <w:spacing w:after="20" w:before="0"/>
-      </w:pPr>
-      <w:r>
-        <w:t xml:space="preserve">     6.25 + 5.9 = 12.15 → Result Greater Than 10</w:t>
-      </w:r>
-    </w:p>
-    <w:p>
-      <w:pPr>
-        <w:spacing w:after="20" w:before="0"/>
-      </w:pPr>
-      <w:r>
-        <w:t xml:space="preserve">     15.3 − 4.7 = 10.6 → Result Greater Than 10</w:t>
-      </w:r>
-    </w:p>
-    <w:p>
-      <w:pPr>
-        <w:spacing w:after="20" w:before="0"/>
-      </w:pPr>
-      <w:r>
-        <w:t xml:space="preserve">     8.4 − 2.15 = 6.25 → Result Less Than 10</w:t>
-      </w:r>
-    </w:p>
-    <w:p>
-      <w:pPr>
-        <w:spacing w:after="20" w:before="0"/>
-      </w:pPr>
-      <w:r>
-        <w:t xml:space="preserve">     5.6 + 3.82 = 9.42 → Result Less Than 10</w:t>
-      </w:r>
-    </w:p>
-    <w:p>
-      <w:pPr>
-        <w:spacing w:after="20" w:before="0"/>
-      </w:pPr>
-      <w:r>
-        <w:t xml:space="preserve">     12.1 − 4.95 = 7.15 → Result Less Than 10</w:t>
+        <w:t xml:space="preserve">     7.8 + 3.45 → Result Greater Than 10</w:t>
+      </w:r>
+    </w:p>
+    <w:p>
+      <w:pPr>
+        <w:spacing w:after="20" w:before="0"/>
+      </w:pPr>
+      <w:r>
+        <w:t xml:space="preserve">     6.25 + 5.9 → Result Greater Than 10</w:t>
+      </w:r>
+    </w:p>
+    <w:p>
+      <w:pPr>
+        <w:spacing w:after="20" w:before="0"/>
+      </w:pPr>
+      <w:r>
+        <w:t xml:space="preserve">     15.3 − 4.7 → Result Greater Than 10</w:t>
+      </w:r>
+    </w:p>
+    <w:p>
+      <w:pPr>
+        <w:spacing w:after="20" w:before="0"/>
+      </w:pPr>
+      <w:r>
+        <w:t xml:space="preserve">     8.4 − 2.15 → Result Less Than 10</w:t>
+      </w:r>
+    </w:p>
+    <w:p>
+      <w:pPr>
+        <w:spacing w:after="20" w:before="0"/>
+      </w:pPr>
+      <w:r>
+        <w:t xml:space="preserve">     5.6 + 3.82 → Result Less Than 10</w:t>
+      </w:r>
+    </w:p>
+    <w:p>
+      <w:pPr>
+        <w:spacing w:after="20" w:before="0"/>
+      </w:pPr>
+      <w:r>
+        <w:t xml:space="preserve">     12.1 − 4.95 → Result Less Than 10</w:t>
       </w:r>
     </w:p>
     <w:p>
@@ -1613,7 +1676,7 @@
           <w:i/>
           <w:iCs/>
         </w:rPr>
-        <w:t xml:space="preserve">     Watch for: A common mistake in Add and Subtract Decimals is lining up the last digits (the right edges) of each number instead of lining up the decimal points — for example, adding 8.3 and 2.45 as if the 3 and the 5 belong in the same column. Before you add or subtract, annex zeros so every number has the same number of decimal places (write 8.3 as 8.30), then check that the decimal points sit directly above one another.</w:t>
+        <w:t xml:space="preserve">     Watch for: A common mistake in Add and Subtract Decimals is lining up the last digits (the right edges) of each number instead of lining up the decimal points — for example, adding 8.3 and 2.45 as if the 3 and the 5 belong in the same column. Before you add or subtract, add zeros so every number has the same number of decimal places (write 8.3 as 8.30), then check that the decimal points sit directly above one another.</w:t>
       </w:r>
     </w:p>
     <w:p>
@@ -1710,6 +1773,14 @@
       </w:pPr>
       <w:r>
         <w:t xml:space="preserve">     Correct work: The student did not annex a zero, so the hundredths place had nothing to subtract from. Write 12.5 as 12.50, then line up the decimal points: 12.50 − 3.45. Hundredths: 0 − 5 → borrow → 10 − 5 = 5. Tenths: 4 − 4 = 0 (after borrowing). Ones: 2 − 3 → borrow → 12 − 3 = 9. Tens: 0 (after borrowing). The correct difference is 9.05.</w:t>
+      </w:r>
+    </w:p>
+    <w:p>
+      <w:pPr>
+        <w:spacing w:after="80" w:before="0"/>
+      </w:pPr>
+      <w:r>
+        <w:t xml:space="preserve">     Watch for: The Set up step is the problem: 12.5 was left with one decimal place while 3.45 has two, so the hundredths column had nothing to subtract from. Write 12.5 as 12.50 and subtract with the points aligned — 0 − 5 needs a borrow, giving 5 hundredths, then 4 − 4 = 0 tenths and 12 − 3 = 9 ones. The correct difference is 9.05, not 9.5.</w:t>
       </w:r>
     </w:p>
     <w:p>
@@ -1741,7 +1812,7 @@
           <w:i/>
           <w:iCs/>
         </w:rPr>
-        <w:t xml:space="preserve">     Watch for: A common mistake in Add and Subtract Decimals is lining up the last digits (the right edges) of each number instead of lining up the decimal points — for example, adding 8.3 and 2.45 as if the 3 and the 5 belong in the same column. Before you add or subtract, annex zeros so every number has the same number of decimal places (write 8.3 as 8.30), then check that the decimal points sit directly above one another.</w:t>
+        <w:t xml:space="preserve">     Watch for: A common mistake in Add and Subtract Decimals is lining up the last digits (the right edges) of each number instead of lining up the decimal points — for example, adding 8.3 and 2.45 as if the 3 and the 5 belong in the same column. Before you add or subtract, add zeros so every number has the same number of decimal places (write 8.3 as 8.30), then check that the decimal points sit directly above one another.</w:t>
       </w:r>
     </w:p>
     <w:p>
@@ -1773,7 +1844,7 @@
           <w:i/>
           <w:iCs/>
         </w:rPr>
-        <w:t xml:space="preserve">     Watch for: A common mistake in Add and Subtract Decimals is lining up the last digits (the right edges) of each number instead of lining up the decimal points — for example, adding 8.3 and 2.45 as if the 3 and the 5 belong in the same column. Before you add or subtract, annex zeros so every number has the same number of decimal places (write 8.3 as 8.30), then check that the decimal points sit directly above one another.</w:t>
+        <w:t xml:space="preserve">     Watch for: A common mistake in Add and Subtract Decimals is lining up the last digits (the right edges) of each number instead of lining up the decimal points — for example, adding 8.3 and 2.45 as if the 3 and the 5 belong in the same column. Before you add or subtract, add zeros so every number has the same number of decimal places (write 8.3 as 8.30), then check that the decimal points sit directly above one another.</w:t>
       </w:r>
     </w:p>
     <w:p>
@@ -1805,7 +1876,7 @@
           <w:i/>
           <w:iCs/>
         </w:rPr>
-        <w:t xml:space="preserve">     Watch for: A common mistake in Add and Subtract Decimals is lining up the last digits (the right edges) of each number instead of lining up the decimal points — for example, adding 8.3 and 2.45 as if the 3 and the 5 belong in the same column. Before you add or subtract, annex zeros so every number has the same number of decimal places (write 8.3 as 8.30), then check that the decimal points sit directly above one another.</w:t>
+        <w:t xml:space="preserve">     Watch for: A common mistake in Add and Subtract Decimals is lining up the last digits (the right edges) of each number instead of lining up the decimal points — for example, adding 8.3 and 2.45 as if the 3 and the 5 belong in the same column. Before you add or subtract, add zeros so every number has the same number of decimal places (write 8.3 as 8.30), then check that the decimal points sit directly above one another.</w:t>
       </w:r>
     </w:p>
     <w:sectPr>
